--- a/dev/checklists/hr_admin/本校人事管理政策_學校版_DRAFT.docx
+++ b/dev/checklists/hr_admin/本校人事管理政策_學校版_DRAFT.docx
@@ -179,7 +179,7 @@
           <w:sz w:val="28"/>
           <w:szCs w:val="28"/>
         </w:rPr>
-        <w:t xml:space="preserve">undefined. undefined</w:t>
+        <w:t xml:space="preserve">1. 教師聘任資格</w:t>
       </w:r>
     </w:p>
     <w:p>
@@ -195,7 +195,7 @@
           <w:sz w:val="22"/>
           <w:szCs w:val="22"/>
         </w:rPr>
-        <w:t xml:space="preserve">undefined.1　</w:t>
+        <w:t xml:space="preserve">1.1　</w:t>
       </w:r>
       <w:r>
         <w:rPr>
@@ -301,7 +301,7 @@
           <w:sz w:val="22"/>
           <w:szCs w:val="22"/>
         </w:rPr>
-        <w:t xml:space="preserve">undefined.2　</w:t>
+        <w:t xml:space="preserve">1.2　</w:t>
       </w:r>
       <w:r>
         <w:rPr>
@@ -335,7 +335,7 @@
           <w:sz w:val="22"/>
           <w:szCs w:val="22"/>
         </w:rPr>
-        <w:t xml:space="preserve">undefined.3　</w:t>
+        <w:t xml:space="preserve">1.3　</w:t>
       </w:r>
       <w:r>
         <w:rPr>
@@ -405,7 +405,7 @@
           <w:sz w:val="22"/>
           <w:szCs w:val="22"/>
         </w:rPr>
-        <w:t xml:space="preserve">undefined.4　</w:t>
+        <w:t xml:space="preserve">1.4　</w:t>
       </w:r>
       <w:r>
         <w:rPr>
@@ -475,7 +475,7 @@
           <w:sz w:val="22"/>
           <w:szCs w:val="22"/>
         </w:rPr>
-        <w:t xml:space="preserve">undefined.5　</w:t>
+        <w:t xml:space="preserve">1.5　</w:t>
       </w:r>
       <w:r>
         <w:rPr>
@@ -899,7 +899,7 @@
           <w:sz w:val="22"/>
           <w:szCs w:val="22"/>
         </w:rPr>
-        <w:t xml:space="preserve">undefined.6　</w:t>
+        <w:t xml:space="preserve">1.6　</w:t>
       </w:r>
       <w:r>
         <w:rPr>
@@ -969,7 +969,7 @@
           <w:sz w:val="22"/>
           <w:szCs w:val="22"/>
         </w:rPr>
-        <w:t xml:space="preserve">undefined.7　</w:t>
+        <w:t xml:space="preserve">1.7　</w:t>
       </w:r>
       <w:r>
         <w:rPr>
@@ -1056,7 +1056,7 @@
           <w:sz w:val="22"/>
           <w:szCs w:val="22"/>
         </w:rPr>
-        <w:t xml:space="preserve">undefined.8　</w:t>
+        <w:t xml:space="preserve">1.8　</w:t>
       </w:r>
       <w:r>
         <w:rPr>
@@ -1108,7 +1108,7 @@
           <w:sz w:val="22"/>
           <w:szCs w:val="22"/>
         </w:rPr>
-        <w:t xml:space="preserve">undefined.9　</w:t>
+        <w:t xml:space="preserve">1.9　</w:t>
       </w:r>
       <w:r>
         <w:rPr>
@@ -1232,7 +1232,7 @@
           <w:sz w:val="22"/>
           <w:szCs w:val="22"/>
         </w:rPr>
-        <w:t xml:space="preserve">undefined.10　</w:t>
+        <w:t xml:space="preserve">1.10　</w:t>
       </w:r>
       <w:r>
         <w:rPr>
@@ -1266,7 +1266,7 @@
           <w:sz w:val="22"/>
           <w:szCs w:val="22"/>
         </w:rPr>
-        <w:t xml:space="preserve">undefined.11　</w:t>
+        <w:t xml:space="preserve">1.11　</w:t>
       </w:r>
       <w:r>
         <w:rPr>
@@ -1318,7 +1318,7 @@
           <w:sz w:val="22"/>
           <w:szCs w:val="22"/>
         </w:rPr>
-        <w:t xml:space="preserve">undefined.12　</w:t>
+        <w:t xml:space="preserve">1.12　</w:t>
       </w:r>
       <w:r>
         <w:rPr>
@@ -1630,7 +1630,7 @@
           <w:sz w:val="22"/>
           <w:szCs w:val="22"/>
         </w:rPr>
-        <w:t xml:space="preserve">undefined.13　</w:t>
+        <w:t xml:space="preserve">1.13　</w:t>
       </w:r>
       <w:r>
         <w:rPr>
@@ -1735,7 +1735,7 @@
         </w:rPr>
         <w:t xml:space="preserve">1, 7　</w:t>
       </w:r>
-      <w:hyperlink w:history="1" r:id="rIdyqfv30ieu5eypty13sn1v">
+      <w:hyperlink w:history="1" r:id="rIdwlomqwdsmjedirr_zigr5">
         <w:r>
           <w:rPr>
             <w:rStyle w:val="Hyperlink"/>
@@ -1761,7 +1761,7 @@
         </w:rPr>
         <w:t xml:space="preserve">2　</w:t>
       </w:r>
-      <w:hyperlink w:history="1" r:id="rId7gw6paiuwrnonobgxizud">
+      <w:hyperlink w:history="1" r:id="rIdp0l6b_whhefd9xzpahazq">
         <w:r>
           <w:rPr>
             <w:rStyle w:val="Hyperlink"/>
@@ -1787,7 +1787,7 @@
         </w:rPr>
         <w:t xml:space="preserve">3　</w:t>
       </w:r>
-      <w:hyperlink w:history="1" r:id="rId-69nbalq6urbbiuid9i5g">
+      <w:hyperlink w:history="1" r:id="rIdcgpxkzrxj2htwi1ima63h">
         <w:r>
           <w:rPr>
             <w:rStyle w:val="Hyperlink"/>
@@ -1813,7 +1813,7 @@
         </w:rPr>
         <w:t xml:space="preserve">4　</w:t>
       </w:r>
-      <w:hyperlink w:history="1" r:id="rId5dhbtys9lir_p-vzr8ued">
+      <w:hyperlink w:history="1" r:id="rIdexhzdnabutglwhqsh5god">
         <w:r>
           <w:rPr>
             <w:rStyle w:val="Hyperlink"/>
@@ -1839,7 +1839,7 @@
         </w:rPr>
         <w:t xml:space="preserve">5, 28　</w:t>
       </w:r>
-      <w:hyperlink w:history="1" r:id="rIdqniafxkpsy47f1_zuk5zn">
+      <w:hyperlink w:history="1" r:id="rIdidsbs6h-xfksbperypesd">
         <w:r>
           <w:rPr>
             <w:rStyle w:val="Hyperlink"/>
@@ -1865,7 +1865,7 @@
         </w:rPr>
         <w:t xml:space="preserve">6　</w:t>
       </w:r>
-      <w:hyperlink w:history="1" r:id="rIdff-o6gj5_mwkslxnxakm8">
+      <w:hyperlink w:history="1" r:id="rIdehuj7whkay889faono9yf">
         <w:r>
           <w:rPr>
             <w:rStyle w:val="Hyperlink"/>
@@ -1891,7 +1891,7 @@
         </w:rPr>
         <w:t xml:space="preserve">8　</w:t>
       </w:r>
-      <w:hyperlink w:history="1" r:id="rIdtr_u2zlm9k4yz8uy4cms_">
+      <w:hyperlink w:history="1" r:id="rIdnjaho78j3pelfvla0wdwv">
         <w:r>
           <w:rPr>
             <w:rStyle w:val="Hyperlink"/>
@@ -1917,7 +1917,7 @@
         </w:rPr>
         <w:t xml:space="preserve">9, 25　</w:t>
       </w:r>
-      <w:hyperlink w:history="1" r:id="rIdwxhqwqtrxosagefxggsa2">
+      <w:hyperlink w:history="1" r:id="rId8vh-5ww4auf5cy3lsk8gw">
         <w:r>
           <w:rPr>
             <w:rStyle w:val="Hyperlink"/>
@@ -1943,7 +1943,7 @@
         </w:rPr>
         <w:t xml:space="preserve">10　</w:t>
       </w:r>
-      <w:hyperlink w:history="1" r:id="rIdampws1kziszktvvrcwjry">
+      <w:hyperlink w:history="1" r:id="rIdj8odnwx3q2awdq2o2hywp">
         <w:r>
           <w:rPr>
             <w:rStyle w:val="Hyperlink"/>
@@ -1969,7 +1969,7 @@
         </w:rPr>
         <w:t xml:space="preserve">11, 13　</w:t>
       </w:r>
-      <w:hyperlink w:history="1" r:id="rIdfr3mypwy4b9cnuqmrkcrq">
+      <w:hyperlink w:history="1" r:id="rId2llc0vtt34napnkg8balj">
         <w:r>
           <w:rPr>
             <w:rStyle w:val="Hyperlink"/>
@@ -1995,7 +1995,7 @@
         </w:rPr>
         <w:t xml:space="preserve">12　</w:t>
       </w:r>
-      <w:hyperlink w:history="1" r:id="rIdonkfda8nwb3nxojnyq7ql">
+      <w:hyperlink w:history="1" r:id="rIdfggkfddz73g1ip_awf7gh">
         <w:r>
           <w:rPr>
             <w:rStyle w:val="Hyperlink"/>
@@ -2021,7 +2021,7 @@
         </w:rPr>
         <w:t xml:space="preserve">14, 24　</w:t>
       </w:r>
-      <w:hyperlink w:history="1" r:id="rIdam9r2cvignrixcbnbkk37">
+      <w:hyperlink w:history="1" r:id="rIdmalc65eorsrredrhthlmz">
         <w:r>
           <w:rPr>
             <w:rStyle w:val="Hyperlink"/>
@@ -2047,7 +2047,7 @@
         </w:rPr>
         <w:t xml:space="preserve">15　</w:t>
       </w:r>
-      <w:hyperlink w:history="1" r:id="rIdmqxdcypki4qapnki9bgiq">
+      <w:hyperlink w:history="1" r:id="rId4czev7y83sxworkiv_o5t">
         <w:r>
           <w:rPr>
             <w:rStyle w:val="Hyperlink"/>
@@ -2073,7 +2073,7 @@
         </w:rPr>
         <w:t xml:space="preserve">16　</w:t>
       </w:r>
-      <w:hyperlink w:history="1" r:id="rIdl0pzlk_0u7uhbdlud-1de">
+      <w:hyperlink w:history="1" r:id="rIdfepfl2i-2kdcxqm802ntj">
         <w:r>
           <w:rPr>
             <w:rStyle w:val="Hyperlink"/>
@@ -2099,7 +2099,7 @@
         </w:rPr>
         <w:t xml:space="preserve">17　</w:t>
       </w:r>
-      <w:hyperlink w:history="1" r:id="rIdgt_09wj8e5jfqae2mj5cu">
+      <w:hyperlink w:history="1" r:id="rIddxpfhvsvr_fpojf-e3rfn">
         <w:r>
           <w:rPr>
             <w:rStyle w:val="Hyperlink"/>
@@ -2125,7 +2125,7 @@
         </w:rPr>
         <w:t xml:space="preserve">18　</w:t>
       </w:r>
-      <w:hyperlink w:history="1" r:id="rId-vqbtv5iknpsbfumtn2r2">
+      <w:hyperlink w:history="1" r:id="rIdcd7o584ii4byvwmmlpurd">
         <w:r>
           <w:rPr>
             <w:rStyle w:val="Hyperlink"/>
@@ -2151,7 +2151,7 @@
         </w:rPr>
         <w:t xml:space="preserve">19　</w:t>
       </w:r>
-      <w:hyperlink w:history="1" r:id="rIdsodqkyqujad1bpdcqyhrk">
+      <w:hyperlink w:history="1" r:id="rIdtnrh8iaqafblqv8qyrufm">
         <w:r>
           <w:rPr>
             <w:rStyle w:val="Hyperlink"/>
@@ -2177,7 +2177,7 @@
         </w:rPr>
         <w:t xml:space="preserve">20　</w:t>
       </w:r>
-      <w:hyperlink w:history="1" r:id="rIdftvpaudoiwqkjkn9xutv8">
+      <w:hyperlink w:history="1" r:id="rIdu8e6i4wjona9xw6bkjczs">
         <w:r>
           <w:rPr>
             <w:rStyle w:val="Hyperlink"/>
@@ -2203,7 +2203,7 @@
         </w:rPr>
         <w:t xml:space="preserve">21　</w:t>
       </w:r>
-      <w:hyperlink w:history="1" r:id="rIdytqgxza6jjywr8ojy6qah">
+      <w:hyperlink w:history="1" r:id="rIdgb7hc7litftcrd2x_gdrn">
         <w:r>
           <w:rPr>
             <w:rStyle w:val="Hyperlink"/>
@@ -2229,7 +2229,7 @@
         </w:rPr>
         <w:t xml:space="preserve">22　</w:t>
       </w:r>
-      <w:hyperlink w:history="1" r:id="rIdgsc__p7tozrchrxsu1v7j">
+      <w:hyperlink w:history="1" r:id="rId72ddofqn0smwkxuzwuqyv">
         <w:r>
           <w:rPr>
             <w:rStyle w:val="Hyperlink"/>
@@ -2255,7 +2255,7 @@
         </w:rPr>
         <w:t xml:space="preserve">23, 30, 32　</w:t>
       </w:r>
-      <w:hyperlink w:history="1" r:id="rIdxy-0qddyu9uqctprtvzeh">
+      <w:hyperlink w:history="1" r:id="rIdxmcffzysbra-zuh_dq51-">
         <w:r>
           <w:rPr>
             <w:rStyle w:val="Hyperlink"/>
@@ -2281,7 +2281,7 @@
         </w:rPr>
         <w:t xml:space="preserve">26　</w:t>
       </w:r>
-      <w:hyperlink w:history="1" r:id="rId16-6xxcjakksuh_4a4jg4">
+      <w:hyperlink w:history="1" r:id="rIdifsnxwsrlp-kl9yonkwax">
         <w:r>
           <w:rPr>
             <w:rStyle w:val="Hyperlink"/>
@@ -2307,7 +2307,7 @@
         </w:rPr>
         <w:t xml:space="preserve">27　</w:t>
       </w:r>
-      <w:hyperlink w:history="1" r:id="rIda4kjtgfzqunx1jvaoqmcg">
+      <w:hyperlink w:history="1" r:id="rIdqhlvnyx_gixpqz5uq-585">
         <w:r>
           <w:rPr>
             <w:rStyle w:val="Hyperlink"/>
@@ -2333,7 +2333,7 @@
         </w:rPr>
         <w:t xml:space="preserve">29　</w:t>
       </w:r>
-      <w:hyperlink w:history="1" r:id="rIdp-eikbeqruyf98hqtqcya">
+      <w:hyperlink w:history="1" r:id="rIdm-ldve4-pmqqe44gkqqbv">
         <w:r>
           <w:rPr>
             <w:rStyle w:val="Hyperlink"/>
@@ -2359,7 +2359,7 @@
         </w:rPr>
         <w:t xml:space="preserve">31, 33　</w:t>
       </w:r>
-      <w:hyperlink w:history="1" r:id="rIdlowjf1klcui61ipwwrtpo">
+      <w:hyperlink w:history="1" r:id="rIdtlrz4uy7gntnccludkpig">
         <w:r>
           <w:rPr>
             <w:rStyle w:val="Hyperlink"/>
@@ -2385,7 +2385,7 @@
         </w:rPr>
         <w:t xml:space="preserve">34　</w:t>
       </w:r>
-      <w:hyperlink w:history="1" r:id="rIddi1pot88ecmunhah6cjab">
+      <w:hyperlink w:history="1" r:id="rIdyd3fctjvp9oiidlla5eka">
         <w:r>
           <w:rPr>
             <w:rStyle w:val="Hyperlink"/>
@@ -2411,7 +2411,7 @@
         </w:rPr>
         <w:t xml:space="preserve">35　</w:t>
       </w:r>
-      <w:hyperlink w:history="1" r:id="rIdkj3igtkvdoxxvmf4zpt2o">
+      <w:hyperlink w:history="1" r:id="rIdnxpcedaxjkvsirqziuzfp">
         <w:r>
           <w:rPr>
             <w:rStyle w:val="Hyperlink"/>
@@ -2437,7 +2437,7 @@
         </w:rPr>
         <w:t xml:space="preserve">36　</w:t>
       </w:r>
-      <w:hyperlink w:history="1" r:id="rId_ehkr07jgivwl9eh6vgnr">
+      <w:hyperlink w:history="1" r:id="rIdzg04e941hxycinvdjd87h">
         <w:r>
           <w:rPr>
             <w:rStyle w:val="Hyperlink"/>
@@ -2463,7 +2463,7 @@
         </w:rPr>
         <w:t xml:space="preserve">37　</w:t>
       </w:r>
-      <w:hyperlink w:history="1" r:id="rIdm9j-dskm4qzgy9oxqsch3">
+      <w:hyperlink w:history="1" r:id="rIdhigomxmrqwyxdncoxcm-e">
         <w:r>
           <w:rPr>
             <w:rStyle w:val="Hyperlink"/>
@@ -2489,7 +2489,7 @@
           <w:sz w:val="28"/>
           <w:szCs w:val="28"/>
         </w:rPr>
-        <w:t xml:space="preserve">undefined. undefined</w:t>
+        <w:t xml:space="preserve">2. 僱傭合約條款</w:t>
       </w:r>
     </w:p>
     <w:p>
@@ -2505,7 +2505,7 @@
           <w:sz w:val="22"/>
           <w:szCs w:val="22"/>
         </w:rPr>
-        <w:t xml:space="preserve">undefined.1　</w:t>
+        <w:t xml:space="preserve">2.1　</w:t>
       </w:r>
       <w:r>
         <w:rPr>
@@ -2592,7 +2592,7 @@
           <w:sz w:val="22"/>
           <w:szCs w:val="22"/>
         </w:rPr>
-        <w:t xml:space="preserve">undefined.2　</w:t>
+        <w:t xml:space="preserve">2.2　</w:t>
       </w:r>
       <w:r>
         <w:rPr>
@@ -3072,7 +3072,7 @@
           <w:sz w:val="22"/>
           <w:szCs w:val="22"/>
         </w:rPr>
-        <w:t xml:space="preserve">undefined.3　</w:t>
+        <w:t xml:space="preserve">2.3　</w:t>
       </w:r>
       <w:r>
         <w:rPr>
@@ -3142,7 +3142,7 @@
           <w:sz w:val="22"/>
           <w:szCs w:val="22"/>
         </w:rPr>
-        <w:t xml:space="preserve">undefined.4　</w:t>
+        <w:t xml:space="preserve">2.4　</w:t>
       </w:r>
       <w:r>
         <w:rPr>
@@ -3193,7 +3193,7 @@
           <w:sz w:val="22"/>
           <w:szCs w:val="22"/>
         </w:rPr>
-        <w:t xml:space="preserve">undefined.5　</w:t>
+        <w:t xml:space="preserve">2.5　</w:t>
       </w:r>
       <w:r>
         <w:rPr>
@@ -3915,7 +3915,7 @@
           <w:sz w:val="22"/>
           <w:szCs w:val="22"/>
         </w:rPr>
-        <w:t xml:space="preserve">undefined.6　</w:t>
+        <w:t xml:space="preserve">2.6　</w:t>
       </w:r>
       <w:r>
         <w:rPr>
@@ -3984,7 +3984,7 @@
           <w:sz w:val="22"/>
           <w:szCs w:val="22"/>
         </w:rPr>
-        <w:t xml:space="preserve">undefined.7　</w:t>
+        <w:t xml:space="preserve">2.7　</w:t>
       </w:r>
       <w:r>
         <w:rPr>
@@ -4035,7 +4035,7 @@
           <w:sz w:val="22"/>
           <w:szCs w:val="22"/>
         </w:rPr>
-        <w:t xml:space="preserve">undefined.8　</w:t>
+        <w:t xml:space="preserve">2.8　</w:t>
       </w:r>
       <w:r>
         <w:rPr>
@@ -4069,7 +4069,7 @@
           <w:sz w:val="22"/>
           <w:szCs w:val="22"/>
         </w:rPr>
-        <w:t xml:space="preserve">undefined.9　</w:t>
+        <w:t xml:space="preserve">2.9　</w:t>
       </w:r>
       <w:r>
         <w:rPr>
@@ -4120,7 +4120,7 @@
         </w:rPr>
         <w:t xml:space="preserve">1　</w:t>
       </w:r>
-      <w:hyperlink w:history="1" r:id="rIdyzz8q3vfgbsebnavrj7sc">
+      <w:hyperlink w:history="1" r:id="rIdafkdmavq34npo4wilyius">
         <w:r>
           <w:rPr>
             <w:rStyle w:val="Hyperlink"/>
@@ -4146,7 +4146,7 @@
         </w:rPr>
         <w:t xml:space="preserve">2　</w:t>
       </w:r>
-      <w:hyperlink w:history="1" r:id="rIdkbmpkhqdly7pjycqg7vig">
+      <w:hyperlink w:history="1" r:id="rId80hi-leeaes-jht6pqupn">
         <w:r>
           <w:rPr>
             <w:rStyle w:val="Hyperlink"/>
@@ -4172,7 +4172,7 @@
         </w:rPr>
         <w:t xml:space="preserve">3　</w:t>
       </w:r>
-      <w:hyperlink w:history="1" r:id="rId0t0sb0fyxyaodwuuqjqgz">
+      <w:hyperlink w:history="1" r:id="rIdb3lhn1sewxax8r_hxdh1x">
         <w:r>
           <w:rPr>
             <w:rStyle w:val="Hyperlink"/>
@@ -4198,7 +4198,7 @@
         </w:rPr>
         <w:t xml:space="preserve">4　</w:t>
       </w:r>
-      <w:hyperlink w:history="1" r:id="rIdhihozr8d1xdo4iu_aokst">
+      <w:hyperlink w:history="1" r:id="rIdman5f76hs-mjpak2k0mqh">
         <w:r>
           <w:rPr>
             <w:rStyle w:val="Hyperlink"/>
@@ -4224,7 +4224,7 @@
         </w:rPr>
         <w:t xml:space="preserve">5　</w:t>
       </w:r>
-      <w:hyperlink w:history="1" r:id="rIdxwc-ttesp_7q3pbrgpl_-">
+      <w:hyperlink w:history="1" r:id="rIdfwt1x37ipwvhgs0qnl-ql">
         <w:r>
           <w:rPr>
             <w:rStyle w:val="Hyperlink"/>
@@ -4250,7 +4250,7 @@
         </w:rPr>
         <w:t xml:space="preserve">6　</w:t>
       </w:r>
-      <w:hyperlink w:history="1" r:id="rIdeek4vnrfrhx59sih9bvvg">
+      <w:hyperlink w:history="1" r:id="rIddmqo55v1sweoe-ehnljgx">
         <w:r>
           <w:rPr>
             <w:rStyle w:val="Hyperlink"/>
@@ -4276,7 +4276,7 @@
         </w:rPr>
         <w:t xml:space="preserve">7, 15　</w:t>
       </w:r>
-      <w:hyperlink w:history="1" r:id="rIdvzqbjvkyjuebrkasf50s-">
+      <w:hyperlink w:history="1" r:id="rId2iuorcsd7yc9qbo5q8x-t">
         <w:r>
           <w:rPr>
             <w:rStyle w:val="Hyperlink"/>
@@ -4302,7 +4302,7 @@
         </w:rPr>
         <w:t xml:space="preserve">8, 11　</w:t>
       </w:r>
-      <w:hyperlink w:history="1" r:id="rId5kmpcvwlkzrjdgtxolvbh">
+      <w:hyperlink w:history="1" r:id="rIdnsmrwegfzsaoy72ukcy_m">
         <w:r>
           <w:rPr>
             <w:rStyle w:val="Hyperlink"/>
@@ -4328,7 +4328,7 @@
         </w:rPr>
         <w:t xml:space="preserve">9　</w:t>
       </w:r>
-      <w:hyperlink w:history="1" r:id="rIdz4rksiich5vh-1o0rl8gw">
+      <w:hyperlink w:history="1" r:id="rIdi-u0szpg2okuijpr6czuv">
         <w:r>
           <w:rPr>
             <w:rStyle w:val="Hyperlink"/>
@@ -4354,7 +4354,7 @@
         </w:rPr>
         <w:t xml:space="preserve">10　</w:t>
       </w:r>
-      <w:hyperlink w:history="1" r:id="rIdrz6yu9vupcrd3ak2drdu4">
+      <w:hyperlink w:history="1" r:id="rIdmvmwenpj-rkfl1xdccd9u">
         <w:r>
           <w:rPr>
             <w:rStyle w:val="Hyperlink"/>
@@ -4380,7 +4380,7 @@
         </w:rPr>
         <w:t xml:space="preserve">12, 16　</w:t>
       </w:r>
-      <w:hyperlink w:history="1" r:id="rIdjhovmmgndsj1wtz9a7sg5">
+      <w:hyperlink w:history="1" r:id="rIdhk7qf85bky-mix_2w_1gf">
         <w:r>
           <w:rPr>
             <w:rStyle w:val="Hyperlink"/>
@@ -4406,7 +4406,7 @@
         </w:rPr>
         <w:t xml:space="preserve">13　</w:t>
       </w:r>
-      <w:hyperlink w:history="1" r:id="rIdukhoayfmaow5dflz5kidf">
+      <w:hyperlink w:history="1" r:id="rIdqzv9kgbypya1ztvkc0ell">
         <w:r>
           <w:rPr>
             <w:rStyle w:val="Hyperlink"/>
@@ -4432,7 +4432,7 @@
         </w:rPr>
         <w:t xml:space="preserve">14　</w:t>
       </w:r>
-      <w:hyperlink w:history="1" r:id="rIdi04tjsiryfmxceswiso9p">
+      <w:hyperlink w:history="1" r:id="rIdrwh_vgdrmb2vaheba16i3">
         <w:r>
           <w:rPr>
             <w:rStyle w:val="Hyperlink"/>
@@ -4458,7 +4458,7 @@
         </w:rPr>
         <w:t xml:space="preserve">17　</w:t>
       </w:r>
-      <w:hyperlink w:history="1" r:id="rIdla_hq_wtlx1anftaaqsru">
+      <w:hyperlink w:history="1" r:id="rIdq3pab1rpg0yialg2icsfs">
         <w:r>
           <w:rPr>
             <w:rStyle w:val="Hyperlink"/>
@@ -4484,7 +4484,7 @@
           <w:sz w:val="28"/>
           <w:szCs w:val="28"/>
         </w:rPr>
-        <w:t xml:space="preserve">undefined. undefined</w:t>
+        <w:t xml:space="preserve">3. 薪酬待遇</w:t>
       </w:r>
     </w:p>
     <w:p>
@@ -4500,7 +4500,7 @@
           <w:sz w:val="22"/>
           <w:szCs w:val="22"/>
         </w:rPr>
-        <w:t xml:space="preserve">undefined.1　</w:t>
+        <w:t xml:space="preserve">3.1　</w:t>
       </w:r>
       <w:r>
         <w:rPr>
@@ -4551,7 +4551,7 @@
           <w:sz w:val="22"/>
           <w:szCs w:val="22"/>
         </w:rPr>
-        <w:t xml:space="preserve">undefined.2　</w:t>
+        <w:t xml:space="preserve">3.2　</w:t>
       </w:r>
       <w:r>
         <w:rPr>
@@ -4605,7 +4605,7 @@
           <w:sz w:val="22"/>
           <w:szCs w:val="22"/>
         </w:rPr>
-        <w:t xml:space="preserve">undefined.3　</w:t>
+        <w:t xml:space="preserve">3.3　</w:t>
       </w:r>
       <w:r>
         <w:rPr>
@@ -5064,7 +5064,7 @@
         </w:rPr>
         <w:t xml:space="preserve">1　</w:t>
       </w:r>
-      <w:hyperlink w:history="1" r:id="rIdh2_lmsxzybof4h8pinj2l">
+      <w:hyperlink w:history="1" r:id="rId-bxx9wgfhpuniti66ac2t">
         <w:r>
           <w:rPr>
             <w:rStyle w:val="Hyperlink"/>
@@ -5090,7 +5090,7 @@
         </w:rPr>
         <w:t xml:space="preserve">2　</w:t>
       </w:r>
-      <w:hyperlink w:history="1" r:id="rId5evnojths9ltyr6ogj9yi">
+      <w:hyperlink w:history="1" r:id="rIdzoiaulkepxx0x25l5ct2y">
         <w:r>
           <w:rPr>
             <w:rStyle w:val="Hyperlink"/>
@@ -5116,7 +5116,7 @@
         </w:rPr>
         <w:t xml:space="preserve">3　</w:t>
       </w:r>
-      <w:hyperlink w:history="1" r:id="rIdy-csjftlwzvwpjtfp-ov4">
+      <w:hyperlink w:history="1" r:id="rIdzny8twh2jy5n0lcv6qa1b">
         <w:r>
           <w:rPr>
             <w:rStyle w:val="Hyperlink"/>
@@ -5142,7 +5142,7 @@
         </w:rPr>
         <w:t xml:space="preserve">4　</w:t>
       </w:r>
-      <w:hyperlink w:history="1" r:id="rIdlrwanu_xfvhbc-zagx55t">
+      <w:hyperlink w:history="1" r:id="rId2okoernll3yvln3ca2yoc">
         <w:r>
           <w:rPr>
             <w:rStyle w:val="Hyperlink"/>
@@ -5168,7 +5168,7 @@
         </w:rPr>
         <w:t xml:space="preserve">5　</w:t>
       </w:r>
-      <w:hyperlink w:history="1" r:id="rIdg1-lvck4ugnmcp9_hdj75">
+      <w:hyperlink w:history="1" r:id="rIdlpyoz2xjnnguk_vwyftp7">
         <w:r>
           <w:rPr>
             <w:rStyle w:val="Hyperlink"/>
@@ -5194,7 +5194,7 @@
         </w:rPr>
         <w:t xml:space="preserve">6　</w:t>
       </w:r>
-      <w:hyperlink w:history="1" r:id="rIdownvmlttdl2s-7sfdd9nc">
+      <w:hyperlink w:history="1" r:id="rIdnbmv1e6r9tgdylpexf5ai">
         <w:r>
           <w:rPr>
             <w:rStyle w:val="Hyperlink"/>
@@ -5220,7 +5220,7 @@
           <w:sz w:val="28"/>
           <w:szCs w:val="28"/>
         </w:rPr>
-        <w:t xml:space="preserve">undefined. undefined</w:t>
+        <w:t xml:space="preserve">4. 假期制度</w:t>
       </w:r>
     </w:p>
     <w:p>
@@ -5236,7 +5236,7 @@
           <w:sz w:val="22"/>
           <w:szCs w:val="22"/>
         </w:rPr>
-        <w:t xml:space="preserve">undefined.1　</w:t>
+        <w:t xml:space="preserve">4.1　</w:t>
       </w:r>
       <w:r>
         <w:rPr>
@@ -5270,7 +5270,7 @@
           <w:sz w:val="22"/>
           <w:szCs w:val="22"/>
         </w:rPr>
-        <w:t xml:space="preserve">undefined.2　</w:t>
+        <w:t xml:space="preserve">4.2　</w:t>
       </w:r>
       <w:r>
         <w:rPr>
@@ -5322,7 +5322,7 @@
           <w:sz w:val="22"/>
           <w:szCs w:val="22"/>
         </w:rPr>
-        <w:t xml:space="preserve">undefined.3　</w:t>
+        <w:t xml:space="preserve">4.3　</w:t>
       </w:r>
       <w:r>
         <w:rPr>
@@ -5391,7 +5391,7 @@
           <w:sz w:val="22"/>
           <w:szCs w:val="22"/>
         </w:rPr>
-        <w:t xml:space="preserve">undefined.4　</w:t>
+        <w:t xml:space="preserve">4.4　</w:t>
       </w:r>
       <w:r>
         <w:rPr>
@@ -5927,7 +5927,7 @@
           <w:sz w:val="22"/>
           <w:szCs w:val="22"/>
         </w:rPr>
-        <w:t xml:space="preserve">undefined.5　</w:t>
+        <w:t xml:space="preserve">4.5　</w:t>
       </w:r>
       <w:r>
         <w:rPr>
@@ -5997,7 +5997,7 @@
           <w:sz w:val="22"/>
           <w:szCs w:val="22"/>
         </w:rPr>
-        <w:t xml:space="preserve">undefined.6　</w:t>
+        <w:t xml:space="preserve">4.6　</w:t>
       </w:r>
       <w:r>
         <w:rPr>
@@ -6054,7 +6054,7 @@
           <w:sz w:val="22"/>
           <w:szCs w:val="22"/>
         </w:rPr>
-        <w:t xml:space="preserve">undefined.7　</w:t>
+        <w:t xml:space="preserve">4.7　</w:t>
       </w:r>
       <w:r>
         <w:rPr>
@@ -6088,7 +6088,7 @@
           <w:sz w:val="22"/>
           <w:szCs w:val="22"/>
         </w:rPr>
-        <w:t xml:space="preserve">undefined.8　</w:t>
+        <w:t xml:space="preserve">4.8　</w:t>
       </w:r>
       <w:r>
         <w:rPr>
@@ -6122,7 +6122,7 @@
           <w:sz w:val="22"/>
           <w:szCs w:val="22"/>
         </w:rPr>
-        <w:t xml:space="preserve">undefined.9　</w:t>
+        <w:t xml:space="preserve">4.9　</w:t>
       </w:r>
       <w:r>
         <w:rPr>
@@ -6174,7 +6174,7 @@
           <w:sz w:val="22"/>
           <w:szCs w:val="22"/>
         </w:rPr>
-        <w:t xml:space="preserve">undefined.10　</w:t>
+        <w:t xml:space="preserve">4.10　</w:t>
       </w:r>
       <w:r>
         <w:rPr>
@@ -6226,7 +6226,7 @@
           <w:sz w:val="22"/>
           <w:szCs w:val="22"/>
         </w:rPr>
-        <w:t xml:space="preserve">undefined.11　</w:t>
+        <w:t xml:space="preserve">4.11　</w:t>
       </w:r>
       <w:r>
         <w:rPr>
@@ -6294,7 +6294,7 @@
           <w:sz w:val="22"/>
           <w:szCs w:val="22"/>
         </w:rPr>
-        <w:t xml:space="preserve">undefined.12　</w:t>
+        <w:t xml:space="preserve">4.12　</w:t>
       </w:r>
       <w:r>
         <w:rPr>
@@ -6366,7 +6366,7 @@
           <w:sz w:val="22"/>
           <w:szCs w:val="22"/>
         </w:rPr>
-        <w:t xml:space="preserve">undefined.13　</w:t>
+        <w:t xml:space="preserve">4.13　</w:t>
       </w:r>
       <w:r>
         <w:rPr>
@@ -6417,7 +6417,7 @@
         </w:rPr>
         <w:t xml:space="preserve">1, 3　</w:t>
       </w:r>
-      <w:hyperlink w:history="1" r:id="rIdzbreo1gg6zfh3fbipzynn">
+      <w:hyperlink w:history="1" r:id="rId9n5hroovlgzvkwave8n_g">
         <w:r>
           <w:rPr>
             <w:rStyle w:val="Hyperlink"/>
@@ -6443,7 +6443,7 @@
         </w:rPr>
         <w:t xml:space="preserve">2, 8, 11, 15, 17, 19, 20　</w:t>
       </w:r>
-      <w:hyperlink w:history="1" r:id="rIdb_nzyuhipwsbawtodkmok">
+      <w:hyperlink w:history="1" r:id="rIddgsjuyf10hixnddwaaby3">
         <w:r>
           <w:rPr>
             <w:rStyle w:val="Hyperlink"/>
@@ -6469,7 +6469,7 @@
         </w:rPr>
         <w:t xml:space="preserve">4　</w:t>
       </w:r>
-      <w:hyperlink w:history="1" r:id="rIdct7amjrrcwehx4cbgyedx">
+      <w:hyperlink w:history="1" r:id="rIdu9parlxaaafrb7sl282vo">
         <w:r>
           <w:rPr>
             <w:rStyle w:val="Hyperlink"/>
@@ -6495,7 +6495,7 @@
         </w:rPr>
         <w:t xml:space="preserve">5　</w:t>
       </w:r>
-      <w:hyperlink w:history="1" r:id="rIdo9wge1sqjoyd_2m41s4tg">
+      <w:hyperlink w:history="1" r:id="rId-98jqptbm4_uf9ovau7wg">
         <w:r>
           <w:rPr>
             <w:rStyle w:val="Hyperlink"/>
@@ -6521,7 +6521,7 @@
         </w:rPr>
         <w:t xml:space="preserve">6　</w:t>
       </w:r>
-      <w:hyperlink w:history="1" r:id="rIdnsmecabrait22x9ve-vry">
+      <w:hyperlink w:history="1" r:id="rIdb-_nnkmxfdfofkdfqh-w6">
         <w:r>
           <w:rPr>
             <w:rStyle w:val="Hyperlink"/>
@@ -6547,7 +6547,7 @@
         </w:rPr>
         <w:t xml:space="preserve">7　</w:t>
       </w:r>
-      <w:hyperlink w:history="1" r:id="rIdzkacgzzk6eyroxvfxiipe">
+      <w:hyperlink w:history="1" r:id="rId6c5htkr9mjmgvk4coaf_j">
         <w:r>
           <w:rPr>
             <w:rStyle w:val="Hyperlink"/>
@@ -6573,7 +6573,7 @@
         </w:rPr>
         <w:t xml:space="preserve">9, 12　</w:t>
       </w:r>
-      <w:hyperlink w:history="1" r:id="rIdkkjqyzgyoxlra92tccvrb">
+      <w:hyperlink w:history="1" r:id="rId7tgaeptq_lodiowlg2tfb">
         <w:r>
           <w:rPr>
             <w:rStyle w:val="Hyperlink"/>
@@ -6599,7 +6599,7 @@
         </w:rPr>
         <w:t xml:space="preserve">10, 22　</w:t>
       </w:r>
-      <w:hyperlink w:history="1" r:id="rIdlkvxkwb91ffuh8c70nnhc">
+      <w:hyperlink w:history="1" r:id="rIdhhqxfnkhtcb2vjfhekmyo">
         <w:r>
           <w:rPr>
             <w:rStyle w:val="Hyperlink"/>
@@ -6625,7 +6625,7 @@
         </w:rPr>
         <w:t xml:space="preserve">13, 16　</w:t>
       </w:r>
-      <w:hyperlink w:history="1" r:id="rIdduprt01akwyfwwshsctju">
+      <w:hyperlink w:history="1" r:id="rId987exlaccairmflgfat1y">
         <w:r>
           <w:rPr>
             <w:rStyle w:val="Hyperlink"/>
@@ -6651,7 +6651,7 @@
         </w:rPr>
         <w:t xml:space="preserve">14　</w:t>
       </w:r>
-      <w:hyperlink w:history="1" r:id="rIdbu5ouls1xc7rwc1n67nqs">
+      <w:hyperlink w:history="1" r:id="rIdutzndqaxsarmlutx_umuk">
         <w:r>
           <w:rPr>
             <w:rStyle w:val="Hyperlink"/>
@@ -6677,7 +6677,7 @@
         </w:rPr>
         <w:t xml:space="preserve">18　</w:t>
       </w:r>
-      <w:hyperlink w:history="1" r:id="rId8xccx2wdi-tkj2ex2cme2">
+      <w:hyperlink w:history="1" r:id="rIdhqontm5vw2rb2h0n1fg71">
         <w:r>
           <w:rPr>
             <w:rStyle w:val="Hyperlink"/>
@@ -6703,7 +6703,7 @@
         </w:rPr>
         <w:t xml:space="preserve">21　</w:t>
       </w:r>
-      <w:hyperlink w:history="1" r:id="rId2migpaesawzj-kkspixyl">
+      <w:hyperlink w:history="1" r:id="rIdhdbfmumhrqft0yndvttvb">
         <w:r>
           <w:rPr>
             <w:rStyle w:val="Hyperlink"/>
@@ -6729,7 +6729,7 @@
           <w:sz w:val="28"/>
           <w:szCs w:val="28"/>
         </w:rPr>
-        <w:t xml:space="preserve">undefined. undefined</w:t>
+        <w:t xml:space="preserve">5. 工作表現評核</w:t>
       </w:r>
     </w:p>
     <w:p>
@@ -6745,7 +6745,7 @@
           <w:sz w:val="22"/>
           <w:szCs w:val="22"/>
         </w:rPr>
-        <w:t xml:space="preserve">undefined.1　</w:t>
+        <w:t xml:space="preserve">5.1　</w:t>
       </w:r>
       <w:r>
         <w:rPr>
@@ -6830,7 +6830,7 @@
           <w:sz w:val="22"/>
           <w:szCs w:val="22"/>
         </w:rPr>
-        <w:t xml:space="preserve">undefined.2　</w:t>
+        <w:t xml:space="preserve">5.2　</w:t>
       </w:r>
       <w:r>
         <w:rPr>
@@ -6864,7 +6864,7 @@
           <w:sz w:val="22"/>
           <w:szCs w:val="22"/>
         </w:rPr>
-        <w:t xml:space="preserve">undefined.3　</w:t>
+        <w:t xml:space="preserve">5.3　</w:t>
       </w:r>
       <w:r>
         <w:rPr>
@@ -6898,7 +6898,7 @@
           <w:sz w:val="22"/>
           <w:szCs w:val="22"/>
         </w:rPr>
-        <w:t xml:space="preserve">undefined.4　</w:t>
+        <w:t xml:space="preserve">5.4　</w:t>
       </w:r>
       <w:r>
         <w:rPr>
@@ -7227,7 +7227,7 @@
           <w:sz w:val="22"/>
           <w:szCs w:val="22"/>
         </w:rPr>
-        <w:t xml:space="preserve">undefined.5　</w:t>
+        <w:t xml:space="preserve">5.5　</w:t>
       </w:r>
       <w:r>
         <w:rPr>
@@ -7313,7 +7313,7 @@
           <w:sz w:val="22"/>
           <w:szCs w:val="22"/>
         </w:rPr>
-        <w:t xml:space="preserve">undefined.6　</w:t>
+        <w:t xml:space="preserve">5.6　</w:t>
       </w:r>
       <w:r>
         <w:rPr>
@@ -7390,7 +7390,7 @@
           <w:sz w:val="22"/>
           <w:szCs w:val="22"/>
         </w:rPr>
-        <w:t xml:space="preserve">undefined.7　</w:t>
+        <w:t xml:space="preserve">5.7　</w:t>
       </w:r>
       <w:r>
         <w:rPr>
@@ -7467,7 +7467,7 @@
         </w:rPr>
         <w:t xml:space="preserve">1　</w:t>
       </w:r>
-      <w:hyperlink w:history="1" r:id="rIdydxhwm-mqonfzlrd7vcou">
+      <w:hyperlink w:history="1" r:id="rIdswytzr261jn6bwpsfp_tb">
         <w:r>
           <w:rPr>
             <w:rStyle w:val="Hyperlink"/>
@@ -7493,7 +7493,7 @@
         </w:rPr>
         <w:t xml:space="preserve">2　</w:t>
       </w:r>
-      <w:hyperlink w:history="1" r:id="rIdne-xssgfymgybt8lopklu">
+      <w:hyperlink w:history="1" r:id="rIdwn7z_sgxlfx2gu_jln78-">
         <w:r>
           <w:rPr>
             <w:rStyle w:val="Hyperlink"/>
@@ -7519,7 +7519,7 @@
         </w:rPr>
         <w:t xml:space="preserve">3　</w:t>
       </w:r>
-      <w:hyperlink w:history="1" r:id="rIdlptb1qfk64zcg5hw7amyc">
+      <w:hyperlink w:history="1" r:id="rIdhrhw54_appisspzibebpt">
         <w:r>
           <w:rPr>
             <w:rStyle w:val="Hyperlink"/>
@@ -7545,7 +7545,7 @@
         </w:rPr>
         <w:t xml:space="preserve">4, 8　</w:t>
       </w:r>
-      <w:hyperlink w:history="1" r:id="rIddyh1uw0z59rnabhvfhiit">
+      <w:hyperlink w:history="1" r:id="rIdkbcmj2t2lhzihafamgcbc">
         <w:r>
           <w:rPr>
             <w:rStyle w:val="Hyperlink"/>
@@ -7571,7 +7571,7 @@
         </w:rPr>
         <w:t xml:space="preserve">5　</w:t>
       </w:r>
-      <w:hyperlink w:history="1" r:id="rIdsufa-ra99epwgsj-owdlp">
+      <w:hyperlink w:history="1" r:id="rIdo_z34abe56idwnuxxjlhi">
         <w:r>
           <w:rPr>
             <w:rStyle w:val="Hyperlink"/>
@@ -7597,7 +7597,7 @@
         </w:rPr>
         <w:t xml:space="preserve">6　</w:t>
       </w:r>
-      <w:hyperlink w:history="1" r:id="rIddvyylaim_kkndfbax-ocz">
+      <w:hyperlink w:history="1" r:id="rIduarpsgzwjbvrnqb97vgi_">
         <w:r>
           <w:rPr>
             <w:rStyle w:val="Hyperlink"/>
@@ -7623,7 +7623,7 @@
         </w:rPr>
         <w:t xml:space="preserve">7　</w:t>
       </w:r>
-      <w:hyperlink w:history="1" r:id="rId_zggadqdfhia3bbgk3kx4">
+      <w:hyperlink w:history="1" r:id="rIdx3wzjd09u9yuf3e44xbud">
         <w:r>
           <w:rPr>
             <w:rStyle w:val="Hyperlink"/>
@@ -7649,7 +7649,7 @@
         </w:rPr>
         <w:t xml:space="preserve">9　</w:t>
       </w:r>
-      <w:hyperlink w:history="1" r:id="rIdgtpt_1emhutfi4lsozgmb">
+      <w:hyperlink w:history="1" r:id="rId23v_bssvbnij9syt6z6x7">
         <w:r>
           <w:rPr>
             <w:rStyle w:val="Hyperlink"/>
@@ -7675,7 +7675,7 @@
           <w:sz w:val="28"/>
           <w:szCs w:val="28"/>
         </w:rPr>
-        <w:t xml:space="preserve">undefined. undefined</w:t>
+        <w:t xml:space="preserve">6. 申報及合規</w:t>
       </w:r>
     </w:p>
     <w:p>
@@ -7691,7 +7691,7 @@
           <w:sz w:val="22"/>
           <w:szCs w:val="22"/>
         </w:rPr>
-        <w:t xml:space="preserve">undefined.1　</w:t>
+        <w:t xml:space="preserve">6.1　</w:t>
       </w:r>
       <w:r>
         <w:rPr>
@@ -7797,7 +7797,7 @@
           <w:sz w:val="22"/>
           <w:szCs w:val="22"/>
         </w:rPr>
-        <w:t xml:space="preserve">undefined.2　</w:t>
+        <w:t xml:space="preserve">6.2　</w:t>
       </w:r>
       <w:r>
         <w:rPr>
@@ -7849,7 +7849,7 @@
           <w:sz w:val="22"/>
           <w:szCs w:val="22"/>
         </w:rPr>
-        <w:t xml:space="preserve">undefined.3　</w:t>
+        <w:t xml:space="preserve">6.3　</w:t>
       </w:r>
       <w:r>
         <w:rPr>
@@ -7900,7 +7900,7 @@
           <w:sz w:val="22"/>
           <w:szCs w:val="22"/>
         </w:rPr>
-        <w:t xml:space="preserve">undefined.4　</w:t>
+        <w:t xml:space="preserve">6.4　</w:t>
       </w:r>
       <w:r>
         <w:rPr>
@@ -7988,7 +7988,7 @@
           <w:sz w:val="22"/>
           <w:szCs w:val="22"/>
         </w:rPr>
-        <w:t xml:space="preserve">undefined.5　</w:t>
+        <w:t xml:space="preserve">6.5　</w:t>
       </w:r>
       <w:r>
         <w:rPr>
@@ -8040,7 +8040,7 @@
           <w:sz w:val="22"/>
           <w:szCs w:val="22"/>
         </w:rPr>
-        <w:t xml:space="preserve">undefined.6　</w:t>
+        <w:t xml:space="preserve">6.6　</w:t>
       </w:r>
       <w:r>
         <w:rPr>
@@ -8092,7 +8092,7 @@
           <w:sz w:val="22"/>
           <w:szCs w:val="22"/>
         </w:rPr>
-        <w:t xml:space="preserve">undefined.7　</w:t>
+        <w:t xml:space="preserve">6.7　</w:t>
       </w:r>
       <w:r>
         <w:rPr>
@@ -8179,7 +8179,7 @@
           <w:sz w:val="22"/>
           <w:szCs w:val="22"/>
         </w:rPr>
-        <w:t xml:space="preserve">undefined.8　</w:t>
+        <w:t xml:space="preserve">6.8　</w:t>
       </w:r>
       <w:r>
         <w:rPr>
@@ -8266,7 +8266,7 @@
           <w:sz w:val="22"/>
           <w:szCs w:val="22"/>
         </w:rPr>
-        <w:t xml:space="preserve">undefined.9　</w:t>
+        <w:t xml:space="preserve">6.9　</w:t>
       </w:r>
       <w:r>
         <w:rPr>
@@ -8300,7 +8300,7 @@
           <w:sz w:val="22"/>
           <w:szCs w:val="22"/>
         </w:rPr>
-        <w:t xml:space="preserve">undefined.10　</w:t>
+        <w:t xml:space="preserve">6.10　</w:t>
       </w:r>
       <w:r>
         <w:rPr>
@@ -8386,7 +8386,7 @@
           <w:sz w:val="22"/>
           <w:szCs w:val="22"/>
         </w:rPr>
-        <w:t xml:space="preserve">undefined.11　</w:t>
+        <w:t xml:space="preserve">6.11　</w:t>
       </w:r>
       <w:r>
         <w:rPr>
@@ -8437,7 +8437,7 @@
         </w:rPr>
         <w:t xml:space="preserve">1, 8　</w:t>
       </w:r>
-      <w:hyperlink w:history="1" r:id="rIde1qdkzn3cupqoqsg34xqb">
+      <w:hyperlink w:history="1" r:id="rIdok_ucydtj7ajyz9tku2cr">
         <w:r>
           <w:rPr>
             <w:rStyle w:val="Hyperlink"/>
@@ -8463,7 +8463,7 @@
         </w:rPr>
         <w:t xml:space="preserve">2　</w:t>
       </w:r>
-      <w:hyperlink w:history="1" r:id="rId2hxdjgq68gler8lxixzx0">
+      <w:hyperlink w:history="1" r:id="rIdpqzuajpggsfofgwpqtrhx">
         <w:r>
           <w:rPr>
             <w:rStyle w:val="Hyperlink"/>
@@ -8489,7 +8489,7 @@
         </w:rPr>
         <w:t xml:space="preserve">3　</w:t>
       </w:r>
-      <w:hyperlink w:history="1" r:id="rIdcreylo0o2hittqvsdwcon">
+      <w:hyperlink w:history="1" r:id="rIdqz3rbfxvee9houafzvqk6">
         <w:r>
           <w:rPr>
             <w:rStyle w:val="Hyperlink"/>
@@ -8515,7 +8515,7 @@
         </w:rPr>
         <w:t xml:space="preserve">4　</w:t>
       </w:r>
-      <w:hyperlink w:history="1" r:id="rId5in2vstknqylj4yyxdlmv">
+      <w:hyperlink w:history="1" r:id="rIdh7iskrs1pqerprdm5ab2m">
         <w:r>
           <w:rPr>
             <w:rStyle w:val="Hyperlink"/>
@@ -8541,7 +8541,7 @@
         </w:rPr>
         <w:t xml:space="preserve">5, 7　</w:t>
       </w:r>
-      <w:hyperlink w:history="1" r:id="rIdbb7xgd9ofke8dgnww3ckj">
+      <w:hyperlink w:history="1" r:id="rIdpfhepcuybftdbib4zhzxx">
         <w:r>
           <w:rPr>
             <w:rStyle w:val="Hyperlink"/>
@@ -8567,7 +8567,7 @@
         </w:rPr>
         <w:t xml:space="preserve">6　</w:t>
       </w:r>
-      <w:hyperlink w:history="1" r:id="rIdbavx31yfbmy0gjzeljjtr">
+      <w:hyperlink w:history="1" r:id="rIdvk0czcobg3qwi9g67dprn">
         <w:r>
           <w:rPr>
             <w:rStyle w:val="Hyperlink"/>
@@ -8593,7 +8593,7 @@
         </w:rPr>
         <w:t xml:space="preserve">9　</w:t>
       </w:r>
-      <w:hyperlink w:history="1" r:id="rId-7h7ki2cslkipllwt0lcg">
+      <w:hyperlink w:history="1" r:id="rIdnn74cdjhrqz3epbwbljwl">
         <w:r>
           <w:rPr>
             <w:rStyle w:val="Hyperlink"/>
@@ -8619,7 +8619,7 @@
         </w:rPr>
         <w:t xml:space="preserve">10　</w:t>
       </w:r>
-      <w:hyperlink w:history="1" r:id="rIdy8abg8l9d4je-rwhfhznb">
+      <w:hyperlink w:history="1" r:id="rIdi4bw1eyyzfdr-tnfgvnco">
         <w:r>
           <w:rPr>
             <w:rStyle w:val="Hyperlink"/>
@@ -8645,7 +8645,7 @@
         </w:rPr>
         <w:t xml:space="preserve">11, 17　</w:t>
       </w:r>
-      <w:hyperlink w:history="1" r:id="rIds95rh6v6kzehffzbscbhk">
+      <w:hyperlink w:history="1" r:id="rIduinsxzi-aanqe4uuz9k2r">
         <w:r>
           <w:rPr>
             <w:rStyle w:val="Hyperlink"/>
@@ -8671,7 +8671,7 @@
         </w:rPr>
         <w:t xml:space="preserve">12, 14　</w:t>
       </w:r>
-      <w:hyperlink w:history="1" r:id="rIdany-tnm2ygxbsgp_-c2a6">
+      <w:hyperlink w:history="1" r:id="rIdt7rfxyyjmqtlilgbbhbv8">
         <w:r>
           <w:rPr>
             <w:rStyle w:val="Hyperlink"/>
@@ -8697,7 +8697,7 @@
         </w:rPr>
         <w:t xml:space="preserve">13　</w:t>
       </w:r>
-      <w:hyperlink w:history="1" r:id="rIdoq-qugkuc0dgo9rwa_28b">
+      <w:hyperlink w:history="1" r:id="rIdle_pmic6c5gs08yyhriyr">
         <w:r>
           <w:rPr>
             <w:rStyle w:val="Hyperlink"/>
@@ -8723,7 +8723,7 @@
         </w:rPr>
         <w:t xml:space="preserve">15　</w:t>
       </w:r>
-      <w:hyperlink w:history="1" r:id="rIdxbyvxrlpptdhb8xmhfvj8">
+      <w:hyperlink w:history="1" r:id="rIdhvs7y0vgs2a8pcf_m8vr2">
         <w:r>
           <w:rPr>
             <w:rStyle w:val="Hyperlink"/>
@@ -8749,7 +8749,7 @@
         </w:rPr>
         <w:t xml:space="preserve">16　</w:t>
       </w:r>
-      <w:hyperlink w:history="1" r:id="rIdjlbj-9lyq3jdkcceoyrb5">
+      <w:hyperlink w:history="1" r:id="rIdaerg6npip7vc5nv87liwj">
         <w:r>
           <w:rPr>
             <w:rStyle w:val="Hyperlink"/>
@@ -8775,7 +8775,7 @@
         </w:rPr>
         <w:t xml:space="preserve">18, 23, 24　</w:t>
       </w:r>
-      <w:hyperlink w:history="1" r:id="rId5skldcel0_3ffux7pfvqx">
+      <w:hyperlink w:history="1" r:id="rIdywo-jveqcoetlbjzt9sso">
         <w:r>
           <w:rPr>
             <w:rStyle w:val="Hyperlink"/>
@@ -8801,7 +8801,7 @@
         </w:rPr>
         <w:t xml:space="preserve">19　</w:t>
       </w:r>
-      <w:hyperlink w:history="1" r:id="rIdetusqh8ukqbywjkb4ufpu">
+      <w:hyperlink w:history="1" r:id="rIdkfxxdexh3_o36xo-uarnh">
         <w:r>
           <w:rPr>
             <w:rStyle w:val="Hyperlink"/>
@@ -8827,7 +8827,7 @@
         </w:rPr>
         <w:t xml:space="preserve">20　</w:t>
       </w:r>
-      <w:hyperlink w:history="1" r:id="rId3tsc9c5x-2viaqo0aioib">
+      <w:hyperlink w:history="1" r:id="rId2e9wytmzv23_onaust25o">
         <w:r>
           <w:rPr>
             <w:rStyle w:val="Hyperlink"/>
@@ -8853,7 +8853,7 @@
         </w:rPr>
         <w:t xml:space="preserve">21　</w:t>
       </w:r>
-      <w:hyperlink w:history="1" r:id="rIdvjrzv__t4hceo43_c6vh-">
+      <w:hyperlink w:history="1" r:id="rIdzgbwopa0dobjac_ewnohp">
         <w:r>
           <w:rPr>
             <w:rStyle w:val="Hyperlink"/>
@@ -8879,7 +8879,7 @@
         </w:rPr>
         <w:t xml:space="preserve">22　</w:t>
       </w:r>
-      <w:hyperlink w:history="1" r:id="rId7evf5uknn2m6ia5bu8ope">
+      <w:hyperlink w:history="1" r:id="rIddfa9uctdkijbwrenjjvhv">
         <w:r>
           <w:rPr>
             <w:rStyle w:val="Hyperlink"/>
@@ -8905,7 +8905,7 @@
         </w:rPr>
         <w:t xml:space="preserve">25　</w:t>
       </w:r>
-      <w:hyperlink w:history="1" r:id="rIdf76doux6rjzrijmxgpxpw">
+      <w:hyperlink w:history="1" r:id="rIdyy-dsenyjxvwfvmkudkty">
         <w:r>
           <w:rPr>
             <w:rStyle w:val="Hyperlink"/>
@@ -8931,7 +8931,7 @@
         </w:rPr>
         <w:t xml:space="preserve">26　</w:t>
       </w:r>
-      <w:hyperlink w:history="1" r:id="rIdnljpetjftfrhz94glktds">
+      <w:hyperlink w:history="1" r:id="rIdfwde9reqyocapbbzhikgz">
         <w:r>
           <w:rPr>
             <w:rStyle w:val="Hyperlink"/>
@@ -8957,7 +8957,7 @@
           <w:sz w:val="28"/>
           <w:szCs w:val="28"/>
         </w:rPr>
-        <w:t xml:space="preserve">undefined. undefined</w:t>
+        <w:t xml:space="preserve">7. 紀律懲處</w:t>
       </w:r>
     </w:p>
     <w:p>
@@ -8973,7 +8973,7 @@
           <w:sz w:val="22"/>
           <w:szCs w:val="22"/>
         </w:rPr>
-        <w:t xml:space="preserve">undefined.1　</w:t>
+        <w:t xml:space="preserve">7.1　</w:t>
       </w:r>
       <w:r>
         <w:rPr>
@@ -9025,7 +9025,7 @@
           <w:sz w:val="22"/>
           <w:szCs w:val="22"/>
         </w:rPr>
-        <w:t xml:space="preserve">undefined.2　</w:t>
+        <w:t xml:space="preserve">7.2　</w:t>
       </w:r>
       <w:r>
         <w:rPr>
@@ -9059,7 +9059,7 @@
           <w:sz w:val="22"/>
           <w:szCs w:val="22"/>
         </w:rPr>
-        <w:t xml:space="preserve">undefined.3　</w:t>
+        <w:t xml:space="preserve">7.3　</w:t>
       </w:r>
       <w:r>
         <w:rPr>
@@ -9648,7 +9648,7 @@
           <w:sz w:val="22"/>
           <w:szCs w:val="22"/>
         </w:rPr>
-        <w:t xml:space="preserve">undefined.4　</w:t>
+        <w:t xml:space="preserve">7.4　</w:t>
       </w:r>
       <w:r>
         <w:rPr>
@@ -9682,7 +9682,7 @@
           <w:sz w:val="22"/>
           <w:szCs w:val="22"/>
         </w:rPr>
-        <w:t xml:space="preserve">undefined.5　</w:t>
+        <w:t xml:space="preserve">7.5　</w:t>
       </w:r>
       <w:r>
         <w:rPr>
@@ -9716,7 +9716,7 @@
           <w:sz w:val="22"/>
           <w:szCs w:val="22"/>
         </w:rPr>
-        <w:t xml:space="preserve">undefined.6　</w:t>
+        <w:t xml:space="preserve">7.6　</w:t>
       </w:r>
       <w:r>
         <w:rPr>
@@ -9750,7 +9750,7 @@
           <w:sz w:val="22"/>
           <w:szCs w:val="22"/>
         </w:rPr>
-        <w:t xml:space="preserve">undefined.7　</w:t>
+        <w:t xml:space="preserve">7.7　</w:t>
       </w:r>
       <w:r>
         <w:rPr>
@@ -9818,7 +9818,7 @@
         </w:rPr>
         <w:t xml:space="preserve">1, 3　</w:t>
       </w:r>
-      <w:hyperlink w:history="1" r:id="rIdlebo5huekozky44ucteid">
+      <w:hyperlink w:history="1" r:id="rIdaqqqp0tmegq39qggzsezd">
         <w:r>
           <w:rPr>
             <w:rStyle w:val="Hyperlink"/>
@@ -9844,7 +9844,7 @@
         </w:rPr>
         <w:t xml:space="preserve">2, 5　</w:t>
       </w:r>
-      <w:hyperlink w:history="1" r:id="rIdzf3_qab6kfh30sl-w0mnv">
+      <w:hyperlink w:history="1" r:id="rIdpthwt72ensyzoblcqtao_">
         <w:r>
           <w:rPr>
             <w:rStyle w:val="Hyperlink"/>
@@ -9870,7 +9870,7 @@
         </w:rPr>
         <w:t xml:space="preserve">4, 8　</w:t>
       </w:r>
-      <w:hyperlink w:history="1" r:id="rIdvuxophsok4hq5zswwzop4">
+      <w:hyperlink w:history="1" r:id="rId5omf5x2wcccx_en6qvyhc">
         <w:r>
           <w:rPr>
             <w:rStyle w:val="Hyperlink"/>
@@ -9896,7 +9896,7 @@
         </w:rPr>
         <w:t xml:space="preserve">6　</w:t>
       </w:r>
-      <w:hyperlink w:history="1" r:id="rIdnqbhvwxpzrrc0sfrwe417">
+      <w:hyperlink w:history="1" r:id="rIdwbpwfmjqsmjh5tw5sm3ok">
         <w:r>
           <w:rPr>
             <w:rStyle w:val="Hyperlink"/>
@@ -9922,7 +9922,7 @@
         </w:rPr>
         <w:t xml:space="preserve">7　</w:t>
       </w:r>
-      <w:hyperlink w:history="1" r:id="rIdjaqdt2wm_jkjeamcuantu">
+      <w:hyperlink w:history="1" r:id="rIdpabi2zzgyd4qjbycpwer3">
         <w:r>
           <w:rPr>
             <w:rStyle w:val="Hyperlink"/>
@@ -9948,7 +9948,7 @@
         </w:rPr>
         <w:t xml:space="preserve">9　</w:t>
       </w:r>
-      <w:hyperlink w:history="1" r:id="rIdyatanxjadmt2rix1dafqc">
+      <w:hyperlink w:history="1" r:id="rIdbij3cwhk-jhhg6jkyudq7">
         <w:r>
           <w:rPr>
             <w:rStyle w:val="Hyperlink"/>
@@ -9974,7 +9974,7 @@
         </w:rPr>
         <w:t xml:space="preserve">10　</w:t>
       </w:r>
-      <w:hyperlink w:history="1" r:id="rIdiezsss9wvptidyg-ok2-8">
+      <w:hyperlink w:history="1" r:id="rIdhx0qgw60tfyomffbrlvfe">
         <w:r>
           <w:rPr>
             <w:rStyle w:val="Hyperlink"/>
@@ -10000,7 +10000,7 @@
         </w:rPr>
         <w:t xml:space="preserve">11　</w:t>
       </w:r>
-      <w:hyperlink w:history="1" r:id="rIdj4v0semvlfu9txpnjmm5n">
+      <w:hyperlink w:history="1" r:id="rId_swta-vbzphvnsprfxuor">
         <w:r>
           <w:rPr>
             <w:rStyle w:val="Hyperlink"/>
@@ -10026,7 +10026,7 @@
           <w:sz w:val="28"/>
           <w:szCs w:val="28"/>
         </w:rPr>
-        <w:t xml:space="preserve">undefined. undefined</w:t>
+        <w:t xml:space="preserve">8. 申訴機制</w:t>
       </w:r>
     </w:p>
     <w:p>
@@ -10042,7 +10042,7 @@
           <w:sz w:val="22"/>
           <w:szCs w:val="22"/>
         </w:rPr>
-        <w:t xml:space="preserve">undefined.1　</w:t>
+        <w:t xml:space="preserve">8.1　</w:t>
       </w:r>
       <w:r>
         <w:rPr>
@@ -10085,7 +10085,7 @@
           <w:sz w:val="22"/>
           <w:szCs w:val="22"/>
         </w:rPr>
-        <w:t xml:space="preserve">undefined.2　</w:t>
+        <w:t xml:space="preserve">8.2　</w:t>
       </w:r>
       <w:r>
         <w:rPr>
@@ -10408,7 +10408,7 @@
           <w:sz w:val="22"/>
           <w:szCs w:val="22"/>
         </w:rPr>
-        <w:t xml:space="preserve">undefined.3　</w:t>
+        <w:t xml:space="preserve">8.3　</w:t>
       </w:r>
       <w:r>
         <w:rPr>
@@ -10477,7 +10477,7 @@
         </w:rPr>
         <w:t xml:space="preserve">1　</w:t>
       </w:r>
-      <w:hyperlink w:history="1" r:id="rIdr7svupiq5jtfawt5urir2">
+      <w:hyperlink w:history="1" r:id="rIdn_um1hdq9g7hrtl6b-iyt">
         <w:r>
           <w:rPr>
             <w:rStyle w:val="Hyperlink"/>
@@ -10503,7 +10503,7 @@
         </w:rPr>
         <w:t xml:space="preserve">2　</w:t>
       </w:r>
-      <w:hyperlink w:history="1" r:id="rIdagdf0hm4cr8pwhd3aqqbb">
+      <w:hyperlink w:history="1" r:id="rIdiuihvquc-mrwtzf7s7nn-">
         <w:r>
           <w:rPr>
             <w:rStyle w:val="Hyperlink"/>
@@ -10529,7 +10529,7 @@
         </w:rPr>
         <w:t xml:space="preserve">3　</w:t>
       </w:r>
-      <w:hyperlink w:history="1" r:id="rIdglwnt5j-k6unciuosz7k4">
+      <w:hyperlink w:history="1" r:id="rIdpkuh7qoldj2npewl2796x">
         <w:r>
           <w:rPr>
             <w:rStyle w:val="Hyperlink"/>
@@ -10555,7 +10555,7 @@
         </w:rPr>
         <w:t xml:space="preserve">4　</w:t>
       </w:r>
-      <w:hyperlink w:history="1" r:id="rIdnjhlaaytkfnz-wgkx0gse">
+      <w:hyperlink w:history="1" r:id="rIdvpull44b0dsa_czzwqud1">
         <w:r>
           <w:rPr>
             <w:rStyle w:val="Hyperlink"/>
@@ -10581,7 +10581,7 @@
           <w:sz w:val="28"/>
           <w:szCs w:val="28"/>
         </w:rPr>
-        <w:t xml:space="preserve">undefined. undefined</w:t>
+        <w:t xml:space="preserve">9. 退休離職補償</w:t>
       </w:r>
     </w:p>
     <w:p>
@@ -10597,7 +10597,7 @@
           <w:sz w:val="22"/>
           <w:szCs w:val="22"/>
         </w:rPr>
-        <w:t xml:space="preserve">undefined.1　</w:t>
+        <w:t xml:space="preserve">9.1　</w:t>
       </w:r>
       <w:r>
         <w:rPr>
@@ -10631,7 +10631,7 @@
           <w:sz w:val="22"/>
           <w:szCs w:val="22"/>
         </w:rPr>
-        <w:t xml:space="preserve">undefined.2　</w:t>
+        <w:t xml:space="preserve">9.2　</w:t>
       </w:r>
       <w:r>
         <w:rPr>
@@ -10682,7 +10682,7 @@
           <w:sz w:val="22"/>
           <w:szCs w:val="22"/>
         </w:rPr>
-        <w:t xml:space="preserve">undefined.3　</w:t>
+        <w:t xml:space="preserve">9.3　</w:t>
       </w:r>
       <w:r>
         <w:rPr>
@@ -10733,7 +10733,7 @@
           <w:sz w:val="22"/>
           <w:szCs w:val="22"/>
         </w:rPr>
-        <w:t xml:space="preserve">undefined.4　</w:t>
+        <w:t xml:space="preserve">9.4　</w:t>
       </w:r>
       <w:r>
         <w:rPr>
@@ -11007,7 +11007,7 @@
           <w:sz w:val="22"/>
           <w:szCs w:val="22"/>
         </w:rPr>
-        <w:t xml:space="preserve">undefined.5　</w:t>
+        <w:t xml:space="preserve">9.5　</w:t>
       </w:r>
       <w:r>
         <w:rPr>
@@ -11059,7 +11059,7 @@
           <w:sz w:val="22"/>
           <w:szCs w:val="22"/>
         </w:rPr>
-        <w:t xml:space="preserve">undefined.6　</w:t>
+        <w:t xml:space="preserve">9.6　</w:t>
       </w:r>
       <w:r>
         <w:rPr>
@@ -11147,7 +11147,7 @@
           <w:sz w:val="22"/>
           <w:szCs w:val="22"/>
         </w:rPr>
-        <w:t xml:space="preserve">undefined.7　</w:t>
+        <w:t xml:space="preserve">9.7　</w:t>
       </w:r>
       <w:r>
         <w:rPr>
@@ -11181,7 +11181,7 @@
           <w:sz w:val="22"/>
           <w:szCs w:val="22"/>
         </w:rPr>
-        <w:t xml:space="preserve">undefined.8　</w:t>
+        <w:t xml:space="preserve">9.8　</w:t>
       </w:r>
       <w:r>
         <w:rPr>
@@ -11215,7 +11215,7 @@
           <w:sz w:val="22"/>
           <w:szCs w:val="22"/>
         </w:rPr>
-        <w:t xml:space="preserve">undefined.9　</w:t>
+        <w:t xml:space="preserve">9.9　</w:t>
       </w:r>
       <w:r>
         <w:rPr>
@@ -11887,7 +11887,7 @@
         </w:rPr>
         <w:t xml:space="preserve">1, 2, 6　</w:t>
       </w:r>
-      <w:hyperlink w:history="1" r:id="rIdxtnipvjetqsjd9nenkwk4">
+      <w:hyperlink w:history="1" r:id="rIduixirrco1fefq3zwklolu">
         <w:r>
           <w:rPr>
             <w:rStyle w:val="Hyperlink"/>
@@ -11913,7 +11913,7 @@
         </w:rPr>
         <w:t xml:space="preserve">3　</w:t>
       </w:r>
-      <w:hyperlink w:history="1" r:id="rId9owaldbvpunjbpqu6tosg">
+      <w:hyperlink w:history="1" r:id="rIdthqnvuhr9wzjeh0c06ky0">
         <w:r>
           <w:rPr>
             <w:rStyle w:val="Hyperlink"/>
@@ -11939,7 +11939,7 @@
         </w:rPr>
         <w:t xml:space="preserve">4　</w:t>
       </w:r>
-      <w:hyperlink w:history="1" r:id="rIdjkas3q_o5dh9k8y-tckvr">
+      <w:hyperlink w:history="1" r:id="rIdlkn2ru_jdaybf0ftb0rko">
         <w:r>
           <w:rPr>
             <w:rStyle w:val="Hyperlink"/>
@@ -11965,7 +11965,7 @@
         </w:rPr>
         <w:t xml:space="preserve">5　</w:t>
       </w:r>
-      <w:hyperlink w:history="1" r:id="rIdukiu2wnomtxpm9945cv4m">
+      <w:hyperlink w:history="1" r:id="rIdhwhv3j-avluz0tbf6mzhk">
         <w:r>
           <w:rPr>
             <w:rStyle w:val="Hyperlink"/>
@@ -11991,7 +11991,7 @@
         </w:rPr>
         <w:t xml:space="preserve">7, 10　</w:t>
       </w:r>
-      <w:hyperlink w:history="1" r:id="rIdj1af_nanntqrsdammi1ep">
+      <w:hyperlink w:history="1" r:id="rIdseyt50cdd2wsohn4kfy-d">
         <w:r>
           <w:rPr>
             <w:rStyle w:val="Hyperlink"/>
@@ -12017,7 +12017,7 @@
         </w:rPr>
         <w:t xml:space="preserve">8, 14, 15　</w:t>
       </w:r>
-      <w:hyperlink w:history="1" r:id="rIdlanqlji9wnzbx3bum-zfx">
+      <w:hyperlink w:history="1" r:id="rIdxlsh4sswig63eaptkwnny">
         <w:r>
           <w:rPr>
             <w:rStyle w:val="Hyperlink"/>
@@ -12043,7 +12043,7 @@
         </w:rPr>
         <w:t xml:space="preserve">9, 13　</w:t>
       </w:r>
-      <w:hyperlink w:history="1" r:id="rIddcpr_wlguuavo15fgkawt">
+      <w:hyperlink w:history="1" r:id="rId9_yfimlwtu_6_kjaisir5">
         <w:r>
           <w:rPr>
             <w:rStyle w:val="Hyperlink"/>
@@ -12069,7 +12069,7 @@
         </w:rPr>
         <w:t xml:space="preserve">11　</w:t>
       </w:r>
-      <w:hyperlink w:history="1" r:id="rIdcog0o9un89coxiddte4ww">
+      <w:hyperlink w:history="1" r:id="rIdafjxykbhggc17zy3iofeu">
         <w:r>
           <w:rPr>
             <w:rStyle w:val="Hyperlink"/>
@@ -12095,7 +12095,7 @@
         </w:rPr>
         <w:t xml:space="preserve">12　</w:t>
       </w:r>
-      <w:hyperlink w:history="1" r:id="rId0jujb5dtztok_b9u-ikbm">
+      <w:hyperlink w:history="1" r:id="rIdrw6qkhgstowczikpmxdub">
         <w:r>
           <w:rPr>
             <w:rStyle w:val="Hyperlink"/>
@@ -12121,7 +12121,7 @@
           <w:sz w:val="28"/>
           <w:szCs w:val="28"/>
         </w:rPr>
-        <w:t xml:space="preserve">undefined. undefined</w:t>
+        <w:t xml:space="preserve">10. 人事記錄管理</w:t>
       </w:r>
     </w:p>
     <w:p>
@@ -12137,7 +12137,7 @@
           <w:sz w:val="22"/>
           <w:szCs w:val="22"/>
         </w:rPr>
-        <w:t xml:space="preserve">undefined.1　</w:t>
+        <w:t xml:space="preserve">10.1　</w:t>
       </w:r>
       <w:r>
         <w:rPr>
@@ -12206,7 +12206,7 @@
           <w:sz w:val="22"/>
           <w:szCs w:val="22"/>
         </w:rPr>
-        <w:t xml:space="preserve">undefined.2　</w:t>
+        <w:t xml:space="preserve">10.2　</w:t>
       </w:r>
       <w:r>
         <w:rPr>
@@ -12240,7 +12240,7 @@
           <w:sz w:val="22"/>
           <w:szCs w:val="22"/>
         </w:rPr>
-        <w:t xml:space="preserve">undefined.3　</w:t>
+        <w:t xml:space="preserve">10.3　</w:t>
       </w:r>
       <w:r>
         <w:rPr>
@@ -12291,7 +12291,7 @@
           <w:sz w:val="22"/>
           <w:szCs w:val="22"/>
         </w:rPr>
-        <w:t xml:space="preserve">undefined.4　</w:t>
+        <w:t xml:space="preserve">10.4　</w:t>
       </w:r>
       <w:r>
         <w:rPr>
@@ -12343,7 +12343,7 @@
           <w:sz w:val="22"/>
           <w:szCs w:val="22"/>
         </w:rPr>
-        <w:t xml:space="preserve">undefined.5　</w:t>
+        <w:t xml:space="preserve">10.5　</w:t>
       </w:r>
       <w:r>
         <w:rPr>
@@ -12395,7 +12395,7 @@
           <w:sz w:val="22"/>
           <w:szCs w:val="22"/>
         </w:rPr>
-        <w:t xml:space="preserve">undefined.6　</w:t>
+        <w:t xml:space="preserve">10.6　</w:t>
       </w:r>
       <w:r>
         <w:rPr>
@@ -12429,7 +12429,7 @@
           <w:sz w:val="22"/>
           <w:szCs w:val="22"/>
         </w:rPr>
-        <w:t xml:space="preserve">undefined.7　</w:t>
+        <w:t xml:space="preserve">10.7　</w:t>
       </w:r>
       <w:r>
         <w:rPr>
@@ -12723,7 +12723,7 @@
           <w:sz w:val="22"/>
           <w:szCs w:val="22"/>
         </w:rPr>
-        <w:t xml:space="preserve">undefined.8　</w:t>
+        <w:t xml:space="preserve">10.8　</w:t>
       </w:r>
       <w:r>
         <w:rPr>
@@ -12757,7 +12757,7 @@
           <w:sz w:val="22"/>
           <w:szCs w:val="22"/>
         </w:rPr>
-        <w:t xml:space="preserve">undefined.9　</w:t>
+        <w:t xml:space="preserve">10.9　</w:t>
       </w:r>
       <w:r>
         <w:rPr>
@@ -12808,7 +12808,7 @@
         </w:rPr>
         <w:t xml:space="preserve">1, 3　</w:t>
       </w:r>
-      <w:hyperlink w:history="1" r:id="rIdptddzgjprcimsutm5ow3p">
+      <w:hyperlink w:history="1" r:id="rIdfdphbn1hrl159mei9gbwu">
         <w:r>
           <w:rPr>
             <w:rStyle w:val="Hyperlink"/>
@@ -12834,7 +12834,7 @@
         </w:rPr>
         <w:t xml:space="preserve">2　</w:t>
       </w:r>
-      <w:hyperlink w:history="1" r:id="rIdhati2e1quy8kplm4wvd0s">
+      <w:hyperlink w:history="1" r:id="rId4fv9uueduwdtp2j4hatge">
         <w:r>
           <w:rPr>
             <w:rStyle w:val="Hyperlink"/>
@@ -12860,7 +12860,7 @@
         </w:rPr>
         <w:t xml:space="preserve">4　</w:t>
       </w:r>
-      <w:hyperlink w:history="1" r:id="rIddkdqm3eyctcrm2f27kyf2">
+      <w:hyperlink w:history="1" r:id="rIdszqijvvotopd5azfzbeg1">
         <w:r>
           <w:rPr>
             <w:rStyle w:val="Hyperlink"/>
@@ -12886,7 +12886,7 @@
         </w:rPr>
         <w:t xml:space="preserve">5, 12　</w:t>
       </w:r>
-      <w:hyperlink w:history="1" r:id="rIdhnfphdr3fvocy5cnkkcuo">
+      <w:hyperlink w:history="1" r:id="rIdjphzxz2h1gheedfkly0pb">
         <w:r>
           <w:rPr>
             <w:rStyle w:val="Hyperlink"/>
@@ -12912,7 +12912,7 @@
         </w:rPr>
         <w:t xml:space="preserve">6, 8, 9　</w:t>
       </w:r>
-      <w:hyperlink w:history="1" r:id="rIdoolvyaog1b1doi6iv9trr">
+      <w:hyperlink w:history="1" r:id="rIdb4y0-w3cbqjpxnwd32swb">
         <w:r>
           <w:rPr>
             <w:rStyle w:val="Hyperlink"/>
@@ -12938,7 +12938,7 @@
         </w:rPr>
         <w:t xml:space="preserve">7　</w:t>
       </w:r>
-      <w:hyperlink w:history="1" r:id="rId0jnxyejidgltbsb3w8iht">
+      <w:hyperlink w:history="1" r:id="rIdfuiceswhvde0rbk3ykieb">
         <w:r>
           <w:rPr>
             <w:rStyle w:val="Hyperlink"/>
@@ -12964,7 +12964,7 @@
         </w:rPr>
         <w:t xml:space="preserve">10　</w:t>
       </w:r>
-      <w:hyperlink w:history="1" r:id="rIdcgzzegkd_rrv5iowbvv-c">
+      <w:hyperlink w:history="1" r:id="rIdudah7q7rfwvronwzsr8jh">
         <w:r>
           <w:rPr>
             <w:rStyle w:val="Hyperlink"/>
@@ -12990,7 +12990,7 @@
         </w:rPr>
         <w:t xml:space="preserve">11　</w:t>
       </w:r>
-      <w:hyperlink w:history="1" r:id="rIdbuebdg4fskhdpdeniscae">
+      <w:hyperlink w:history="1" r:id="rIdlmvfhgvkbu-2ra4ddujb9">
         <w:r>
           <w:rPr>
             <w:rStyle w:val="Hyperlink"/>
@@ -13016,7 +13016,7 @@
           <w:sz w:val="28"/>
           <w:szCs w:val="28"/>
         </w:rPr>
-        <w:t xml:space="preserve">undefined. undefined</w:t>
+        <w:t xml:space="preserve">11. 其他</w:t>
       </w:r>
     </w:p>
     <w:p>
@@ -13032,7 +13032,7 @@
           <w:sz w:val="22"/>
           <w:szCs w:val="22"/>
         </w:rPr>
-        <w:t xml:space="preserve">undefined.1　</w:t>
+        <w:t xml:space="preserve">11.1　</w:t>
       </w:r>
       <w:r>
         <w:rPr>
@@ -13066,7 +13066,7 @@
           <w:sz w:val="22"/>
           <w:szCs w:val="22"/>
         </w:rPr>
-        <w:t xml:space="preserve">undefined.2　</w:t>
+        <w:t xml:space="preserve">11.2　</w:t>
       </w:r>
       <w:r>
         <w:rPr>
@@ -13406,7 +13406,7 @@
         </w:rPr>
         <w:t xml:space="preserve">1　</w:t>
       </w:r>
-      <w:hyperlink w:history="1" r:id="rId2ho9tp44trlhtd6l1szja">
+      <w:hyperlink w:history="1" r:id="rIdudcw_jxk6kfzwmgoclk7f">
         <w:r>
           <w:rPr>
             <w:rStyle w:val="Hyperlink"/>
@@ -13432,7 +13432,7 @@
         </w:rPr>
         <w:t xml:space="preserve">2　</w:t>
       </w:r>
-      <w:hyperlink w:history="1" r:id="rIdzffaiuj3rdio8hksxv5ya">
+      <w:hyperlink w:history="1" r:id="rIdqjrh6m5rukfgxcm0vi8z2">
         <w:r>
           <w:rPr>
             <w:rStyle w:val="Hyperlink"/>
